--- a/klagomål/A 63239-2025 FSC-klagomål.docx
+++ b/klagomål/A 63239-2025 FSC-klagomål.docx
@@ -191,7 +191,7 @@
     </w:p>
     <w:p>
       <w:r>
-        <w:t>I avverkningsanmälan har följande 3 naturvårdsarter hittats: spillkråka (NT, §4), talltita (NT, §4) och gröngöling (§4). Av dessa är 2 rödlistade. För rödlistade arter har rödlistekategorin angivits inom parentes. För fridlysta arter anges även paragrafen i Artskyddsförordningen som arten är fridlyst enligt.</w:t>
+        <w:t>I avverkningsanmälan har följande 7 naturvårdsarter hittats: brunpudrad nållav (NT), spillkråka (NT, §4), talltita (NT, §4), gulnål (S), kattfotslav (S), stor revmossa (S) och gröngöling (§4). Av dessa är 3 rödlistade. För rödlistade arter har rödlistekategorin angivits inom parentes. Arter som är signalarter enligt Skogsstyrelsen har markerats med (S). För fridlysta arter anges även paragrafen i Artskyddsförordningen som arten är fridlyst enligt.</w:t>
       </w:r>
     </w:p>
     <w:p>
@@ -206,7 +206,7 @@
       <w:r>
         <w:drawing>
           <wp:inline xmlns:a="http://schemas.openxmlformats.org/drawingml/2006/main" xmlns:pic="http://schemas.openxmlformats.org/drawingml/2006/picture">
-            <wp:extent cx="5486400" cy="4107102"/>
+            <wp:extent cx="5486400" cy="4058693"/>
             <wp:docPr id="1" name="Picture 1"/>
             <wp:cNvGraphicFramePr>
               <a:graphicFrameLocks noChangeAspect="1"/>
@@ -227,7 +227,7 @@
                   <pic:spPr>
                     <a:xfrm>
                       <a:off x="0" y="0"/>
-                      <a:ext cx="5486400" cy="4107102"/>
+                      <a:ext cx="5486400" cy="4058693"/>
                     </a:xfrm>
                     <a:prstGeom prst="rect"/>
                   </pic:spPr>
@@ -244,6 +244,28 @@
       </w:pPr>
       <w:r>
         <w:t>Figur 1. Fyndplatser för naturvårdsarter i det avverkningsanmälda området (röd linje). Markörer utan svart kant är placerade på fyndplatsen. Markörer med svart kant är placerade vid sidan av fyndplatsen och har ett svart streck som visar fyndplatsens exakta position. Kartans mittpunktskoordinat är N 6433315, E 344515 i SWEREF 99 TM.</w:t>
+      </w:r>
+    </w:p>
+    <w:p>
+      <w:r>
+        <w:rPr>
+          <w:b/>
+        </w:rPr>
+        <w:t>Brunpudrad nållav (NT)</w:t>
+      </w:r>
+      <w:r>
+        <w:t xml:space="preserve"> är beroende av hög, jämn luftfuktighet och kan påträffas i fuktiga skogar av naturskogskaraktär, ofta i sumpgranskog eller andra sumpskogar. Arten är placerad högst upp i Skogsstyrelsens värdepyramid för bedömning av skog med höga naturvärden och förekomster bör undantas från skogsbruksåtgärder (SLU Artdatabanken, 2024; Nitare &amp; Skogsstyrelsen, 2019).</w:t>
+      </w:r>
+    </w:p>
+    <w:p>
+      <w:r>
+        <w:rPr>
+          <w:b/>
+        </w:rPr>
+        <w:t xml:space="preserve">Kattfotslav </w:t>
+      </w:r>
+      <w:r>
+        <w:t>är en mycket god signalart i hela sitt svenska utbredningsområde och skogsbestånd med kattfotslav är alltid värdefulla ur naturvårdssynpunkt. Arten indikerar dels ett mikroklimat med konstant hög luftfuktighet, dels kontinuitet av äldre träd och god trädslutenhet. Trots att den är vanligare i sydvästra Sverige växer den enbart i skogsbestånd med höga naturvärden. Den är känslig för skogliga ingrepp som kan förändra lokal- och mikroklimat (Nitare &amp; Skogsstyrelsen, 2019).</w:t>
       </w:r>
     </w:p>
     <w:p>
@@ -406,7 +428,7 @@
         <w:rPr>
           <w:i/>
         </w:rPr>
-        <w:t>I det avverkningsanmälda skogsområdet har 3 naturvårdsarter varav 2 rödlistade arter sina livsmiljöer och växtplatser.</w:t>
+        <w:t>I det avverkningsanmälda skogsområdet har 7 naturvårdsarter varav 3 rödlistade arter sina livsmiljöer och växtplatser.</w:t>
       </w:r>
     </w:p>
     <w:p>
@@ -894,7 +916,7 @@
     <w:r>
       <w:tab/>
       <w:tab/>
-      <w:t>2025-12-28</w:t>
+      <w:t>2025-12-29</w:t>
       <w:br/>
       <w:br/>
     </w:r>

--- a/klagomål/A 63239-2025 FSC-klagomål.docx
+++ b/klagomål/A 63239-2025 FSC-klagomål.docx
@@ -916,7 +916,7 @@
     <w:r>
       <w:tab/>
       <w:tab/>
-      <w:t>2025-12-29</w:t>
+      <w:t>2025-12-30</w:t>
       <w:br/>
       <w:br/>
     </w:r>

--- a/klagomål/A 63239-2025 FSC-klagomål.docx
+++ b/klagomål/A 63239-2025 FSC-klagomål.docx
@@ -916,7 +916,7 @@
     <w:r>
       <w:tab/>
       <w:tab/>
-      <w:t>2025-12-30</w:t>
+      <w:t>2025-12-31</w:t>
       <w:br/>
       <w:br/>
     </w:r>

--- a/klagomål/A 63239-2025 FSC-klagomål.docx
+++ b/klagomål/A 63239-2025 FSC-klagomål.docx
@@ -916,7 +916,7 @@
     <w:r>
       <w:tab/>
       <w:tab/>
-      <w:t>2025-12-31</w:t>
+      <w:t>2026-01-03</w:t>
       <w:br/>
       <w:br/>
     </w:r>

--- a/klagomål/A 63239-2025 FSC-klagomål.docx
+++ b/klagomål/A 63239-2025 FSC-klagomål.docx
@@ -967,7 +967,7 @@
     <w:r>
       <w:tab/>
       <w:tab/>
-      <w:t>2026-01-07</w:t>
+      <w:t>2026-01-08</w:t>
       <w:br/>
       <w:br/>
     </w:r>

--- a/klagomål/A 63239-2025 FSC-klagomål.docx
+++ b/klagomål/A 63239-2025 FSC-klagomål.docx
@@ -967,7 +967,7 @@
     <w:r>
       <w:tab/>
       <w:tab/>
-      <w:t>2026-01-08</w:t>
+      <w:t>2026-01-09</w:t>
       <w:br/>
       <w:br/>
     </w:r>

--- a/klagomål/A 63239-2025 FSC-klagomål.docx
+++ b/klagomål/A 63239-2025 FSC-klagomål.docx
@@ -967,7 +967,7 @@
     <w:r>
       <w:tab/>
       <w:tab/>
-      <w:t>2026-01-09</w:t>
+      <w:t>2026-01-10</w:t>
       <w:br/>
       <w:br/>
     </w:r>

--- a/klagomål/A 63239-2025 FSC-klagomål.docx
+++ b/klagomål/A 63239-2025 FSC-klagomål.docx
@@ -967,7 +967,7 @@
     <w:r>
       <w:tab/>
       <w:tab/>
-      <w:t>2026-01-10</w:t>
+      <w:t>2026-01-11</w:t>
       <w:br/>
       <w:br/>
     </w:r>

--- a/klagomål/A 63239-2025 FSC-klagomål.docx
+++ b/klagomål/A 63239-2025 FSC-klagomål.docx
@@ -967,7 +967,7 @@
     <w:r>
       <w:tab/>
       <w:tab/>
-      <w:t>2026-01-11</w:t>
+      <w:t>2026-01-12</w:t>
       <w:br/>
       <w:br/>
     </w:r>

--- a/klagomål/A 63239-2025 FSC-klagomål.docx
+++ b/klagomål/A 63239-2025 FSC-klagomål.docx
@@ -967,7 +967,7 @@
     <w:r>
       <w:tab/>
       <w:tab/>
-      <w:t>2026-01-12</w:t>
+      <w:t>2026-01-13</w:t>
       <w:br/>
       <w:br/>
     </w:r>

--- a/klagomål/A 63239-2025 FSC-klagomål.docx
+++ b/klagomål/A 63239-2025 FSC-klagomål.docx
@@ -967,7 +967,7 @@
     <w:r>
       <w:tab/>
       <w:tab/>
-      <w:t>2026-01-13</w:t>
+      <w:t>2026-01-14</w:t>
       <w:br/>
       <w:br/>
     </w:r>

--- a/klagomål/A 63239-2025 FSC-klagomål.docx
+++ b/klagomål/A 63239-2025 FSC-klagomål.docx
@@ -967,7 +967,7 @@
     <w:r>
       <w:tab/>
       <w:tab/>
-      <w:t>2026-01-14</w:t>
+      <w:t>2026-01-15</w:t>
       <w:br/>
       <w:br/>
     </w:r>

--- a/klagomål/A 63239-2025 FSC-klagomål.docx
+++ b/klagomål/A 63239-2025 FSC-klagomål.docx
@@ -967,7 +967,7 @@
     <w:r>
       <w:tab/>
       <w:tab/>
-      <w:t>2026-01-15</w:t>
+      <w:t>2026-01-16</w:t>
       <w:br/>
       <w:br/>
     </w:r>

--- a/klagomål/A 63239-2025 FSC-klagomål.docx
+++ b/klagomål/A 63239-2025 FSC-klagomål.docx
@@ -967,7 +967,7 @@
     <w:r>
       <w:tab/>
       <w:tab/>
-      <w:t>2026-01-16</w:t>
+      <w:t>2026-01-17</w:t>
       <w:br/>
       <w:br/>
     </w:r>

--- a/klagomål/A 63239-2025 FSC-klagomål.docx
+++ b/klagomål/A 63239-2025 FSC-klagomål.docx
@@ -967,7 +967,7 @@
     <w:r>
       <w:tab/>
       <w:tab/>
-      <w:t>2026-01-17</w:t>
+      <w:t>2026-01-18</w:t>
       <w:br/>
       <w:br/>
     </w:r>

--- a/klagomål/A 63239-2025 FSC-klagomål.docx
+++ b/klagomål/A 63239-2025 FSC-klagomål.docx
@@ -967,7 +967,7 @@
     <w:r>
       <w:tab/>
       <w:tab/>
-      <w:t>2026-01-18</w:t>
+      <w:t>2026-01-19</w:t>
       <w:br/>
       <w:br/>
     </w:r>

--- a/klagomål/A 63239-2025 FSC-klagomål.docx
+++ b/klagomål/A 63239-2025 FSC-klagomål.docx
@@ -967,7 +967,7 @@
     <w:r>
       <w:tab/>
       <w:tab/>
-      <w:t>2026-01-19</w:t>
+      <w:t>2026-01-20</w:t>
       <w:br/>
       <w:br/>
     </w:r>

--- a/klagomål/A 63239-2025 FSC-klagomål.docx
+++ b/klagomål/A 63239-2025 FSC-klagomål.docx
@@ -967,7 +967,7 @@
     <w:r>
       <w:tab/>
       <w:tab/>
-      <w:t>2026-01-20</w:t>
+      <w:t>2026-01-21</w:t>
       <w:br/>
       <w:br/>
     </w:r>

--- a/klagomål/A 63239-2025 FSC-klagomål.docx
+++ b/klagomål/A 63239-2025 FSC-klagomål.docx
@@ -191,7 +191,7 @@
     </w:p>
     <w:p>
       <w:r>
-        <w:t>I avverkningsanmälan har följande 9 naturvårdsarter hittats: brunpudrad nållav (NT), spillkråka (NT, §4), talltita (NT, §4), björksplintborre (S), gulnål (S), kattfotslav (S), stor revmossa (S), gröngöling (§4) och tjäder (§4). Av dessa är 3 rödlistade. För rödlistade arter har rödlistekategorin angivits inom parentes. Arter som är signalarter enligt Skogsstyrelsen har markerats med (S). För fridlysta arter anges även paragrafen i Artskyddsförordningen som arten är fridlyst enligt.</w:t>
+        <w:t>I avverkningsanmälan har följande 14 naturvårdsarter hittats: brunpudrad nållav (NT), spillkråka (NT, §4), talltita (NT, §4), björksplintborre (S), bronshjon (S), gulnål (S), kattfotslav (S), kornig nållav (S), rostfläck (S), stor revmossa (S), vågbandad barkbock (S), gröngöling (§4), kungsfågel (§4) och tjäder (§4). Av dessa är 3 rödlistade. För rödlistade arter har rödlistekategorin angivits inom parentes. Arter som är signalarter enligt Skogsstyrelsen har markerats med (S). För fridlysta arter anges även paragrafen i Artskyddsförordningen som arten är fridlyst enligt.</w:t>
       </w:r>
     </w:p>
     <w:p>
@@ -206,7 +206,7 @@
       <w:r>
         <w:drawing>
           <wp:inline xmlns:a="http://schemas.openxmlformats.org/drawingml/2006/main" xmlns:pic="http://schemas.openxmlformats.org/drawingml/2006/picture">
-            <wp:extent cx="5486400" cy="4058693"/>
+            <wp:extent cx="5486400" cy="4036306"/>
             <wp:docPr id="1" name="Picture 1"/>
             <wp:cNvGraphicFramePr>
               <a:graphicFrameLocks noChangeAspect="1"/>
@@ -227,7 +227,7 @@
                   <pic:spPr>
                     <a:xfrm>
                       <a:off x="0" y="0"/>
-                      <a:ext cx="5486400" cy="4058693"/>
+                      <a:ext cx="5486400" cy="4036306"/>
                     </a:xfrm>
                     <a:prstGeom prst="rect"/>
                   </pic:spPr>
@@ -269,68 +269,14 @@
       </w:r>
     </w:p>
     <w:p>
-      <w:pPr>
-        <w:pStyle w:val="Heading1"/>
-      </w:pPr>
-      <w:r>
-        <w:t>Fridlysta arter</w:t>
-      </w:r>
-    </w:p>
-    <w:p>
-      <w:r>
-        <w:t>Följande fridlysta arter har sina livsmiljöer och växtplatser i den avverkningsanmälda skogen: spillkråka (NT, §4), talltita (NT, §4), gröngöling (§4) och tjäder (§4).</w:t>
-      </w:r>
-    </w:p>
-    <w:p>
-      <w:r>
-        <w:t xml:space="preserve">Observera att medlemsländerna är skyldiga att agera i enlighet med EU:s fågeldirektiv där det uttryckligen står att direktivet gäller för fåglar samt för deras ägg, bon och </w:t>
-      </w:r>
       <w:r>
         <w:rPr>
           <w:b/>
         </w:rPr>
-        <w:t xml:space="preserve">livsmiljöer </w:t>
-      </w:r>
-      <w:r>
-        <w:t>(artikel 1). Vidare att de åtgärder som vidtas inte får leda till en försämring av den nuvarande situationen beträffande bevarandet av de fågelarter som avses i artikel 1 (artikel 13). Fågeldirektivet är styrande för tillsynsansvariga myndigheters ärendehantering, ställningstaganden och beslutsfattande.</w:t>
-      </w:r>
-    </w:p>
-    <w:p>
-      <w:r>
-        <w:rPr>
-          <w:b/>
-        </w:rPr>
-        <w:t>Spillkråka (NT, §4)</w:t>
-      </w:r>
-      <w:r>
-        <w:t xml:space="preserve"> är rödlistad som nära hotad och ingår i bilaga 1 i EU:s fågeldirektiv. Den minskar i population på grund av minskad tillgång på lämpliga bo- och födoträd och minskad födotillgång. Spillkråkans minskningstakt har uppgått till 19 (24–10) % under de senaste 15 åren. Minskningstakten för den svenska populationen bedöms vara nära gränsvärdet för Sårbar (VU) (A2bc). Skogsbruk med korta omloppstider och täta, homogena ungskogar utgör det största hotet, (SLU Artdatabanken, 2023).</w:t>
-      </w:r>
-    </w:p>
-    <w:p>
-      <w:r>
-        <w:rPr>
-          <w:b/>
-        </w:rPr>
-        <w:t>Talltita (NT, §4)</w:t>
-      </w:r>
-      <w:r>
-        <w:t>, rödlistad som nära hotad och prioriterad art i Skogsvårdslagen har häckningsrevir i anmälan. Arten har minskat kraftigt de senaste 30 åren och minskningstakten innevarande 10-årsperiod beräknas till 20 (10–30) %. Talltitan är synnerligen trogen sitt cirka 15 hektar stora revir och är beroende av flerskiktade olikåldriga skogar för att kunna föda upp sina ungar. Talltitan försvinner om dess livsmiljö kalavverkas (Eggers &amp; Low (2014); Ekman (1979); Griesser et al (2007); Klein (2020); Siffczyk et al (2003); SLU Artdatabanken (2021).</w:t>
-      </w:r>
-    </w:p>
-    <w:p>
-      <w:r>
-        <w:rPr>
-          <w:b/>
-        </w:rPr>
-        <w:t>Tjäder (§4)</w:t>
-      </w:r>
-      <w:r>
-        <w:t xml:space="preserve"> är en utpräglad skogsfågel knuten till större sammanhängande barrskogsområden. Tupparna och hönorna utnyttjar till viss del olika miljöer, och habitatvalet varierar dessutom mellan olika delar av året. För att det ska finnas livskraftiga tjäderbestånd krävs funktionella skogslandskap med en blandning av uppvuxen, gles och luckig skog, täta sumpskogar, myrar och andra små våtmarker. Arten försvinner när skogen fragmenteras och den sammanlagda arealen hyggen och andra öppna områden blir för stor. Ett småskaligt och försiktigt virkesuttag genom hyggesfria metoder kan i vissa fall vara möjligt i området inom 200 m från lekcentrum. Längre ut från lekcentrum, inom 200–500 m bör den avverkade ytan inte överskrida 1 hektar för att undvika alltför stora och snabba förändringar (Skogsstyrelsen, 2019).</w:t>
-      </w:r>
-    </w:p>
-    <w:p>
-      <w:r>
-        <w:t>I BILAGA 1 finns mer detaljerad information om ekologi samt krav på livsmiljö hos fridlysta arter.</w:t>
+        <w:t xml:space="preserve">Kornig nållav </w:t>
+      </w:r>
+      <w:r>
+        <w:t>förekommer i skuggiga miljöer med hög luftfuktighet och påträffas främst i gamla skogar eller på gamla träd. Den signalerar höga naturvärden och på lokalerna finns ofta flera ovanliga och rödlistade arter (SLU Artdatabanken, 2024; Nitare &amp; Skogsstyrelsen, 2019).</w:t>
       </w:r>
     </w:p>
     <w:p>
@@ -338,6 +284,71 @@
         <w:pStyle w:val="Heading1"/>
       </w:pPr>
       <w:r>
+        <w:t>Fridlysta arter</w:t>
+      </w:r>
+    </w:p>
+    <w:p>
+      <w:r>
+        <w:t>Följande fridlysta arter har sina livsmiljöer och växtplatser i den avverkningsanmälda skogen: spillkråka (NT, §4), talltita (NT, §4), gröngöling (§4), kungsfågel (§4) och tjäder (§4).</w:t>
+      </w:r>
+    </w:p>
+    <w:p>
+      <w:r>
+        <w:t xml:space="preserve">Observera att medlemsländerna är skyldiga att agera i enlighet med EU:s fågeldirektiv där det uttryckligen står att direktivet gäller för fåglar samt för deras ägg, bon och </w:t>
+      </w:r>
+      <w:r>
+        <w:rPr>
+          <w:b/>
+        </w:rPr>
+        <w:t xml:space="preserve">livsmiljöer </w:t>
+      </w:r>
+      <w:r>
+        <w:t>(artikel 1). Vidare att de åtgärder som vidtas inte får leda till en försämring av den nuvarande situationen beträffande bevarandet av de fågelarter som avses i artikel 1 (artikel 13). Fågeldirektivet är styrande för tillsynsansvariga myndigheters ärendehantering, ställningstaganden och beslutsfattande.</w:t>
+      </w:r>
+    </w:p>
+    <w:p>
+      <w:r>
+        <w:rPr>
+          <w:b/>
+        </w:rPr>
+        <w:t>Spillkråka (NT, §4)</w:t>
+      </w:r>
+      <w:r>
+        <w:t xml:space="preserve"> är rödlistad som nära hotad och ingår i bilaga 1 i EU:s fågeldirektiv. Den minskar i population på grund av minskad tillgång på lämpliga bo- och födoträd och minskad födotillgång. Spillkråkans minskningstakt har uppgått till 19 (24–10) % under de senaste 15 åren. Minskningstakten för den svenska populationen bedöms vara nära gränsvärdet för Sårbar (VU) (A2bc). Skogsbruk med korta omloppstider och täta, homogena ungskogar utgör det största hotet, (SLU Artdatabanken, 2023).</w:t>
+      </w:r>
+    </w:p>
+    <w:p>
+      <w:r>
+        <w:rPr>
+          <w:b/>
+        </w:rPr>
+        <w:t>Talltita (NT, §4)</w:t>
+      </w:r>
+      <w:r>
+        <w:t>, rödlistad som nära hotad och prioriterad art i Skogsvårdslagen har häckningsrevir i anmälan. Arten har minskat kraftigt de senaste 30 åren och minskningstakten innevarande 10-årsperiod beräknas till 20 (10–30) %. Talltitan är synnerligen trogen sitt cirka 15 hektar stora revir och är beroende av flerskiktade olikåldriga skogar för att kunna föda upp sina ungar. Talltitan försvinner om dess livsmiljö kalavverkas (Eggers &amp; Low (2014); Ekman (1979); Griesser et al (2007); Klein (2020); Siffczyk et al (2003); SLU Artdatabanken (2021).</w:t>
+      </w:r>
+    </w:p>
+    <w:p>
+      <w:r>
+        <w:rPr>
+          <w:b/>
+        </w:rPr>
+        <w:t>Tjäder (§4)</w:t>
+      </w:r>
+      <w:r>
+        <w:t xml:space="preserve"> är en utpräglad skogsfågel knuten till större sammanhängande barrskogsområden. Tupparna och hönorna utnyttjar till viss del olika miljöer, och habitatvalet varierar dessutom mellan olika delar av året. För att det ska finnas livskraftiga tjäderbestånd krävs funktionella skogslandskap med en blandning av uppvuxen, gles och luckig skog, täta sumpskogar, myrar och andra små våtmarker. Arten försvinner när skogen fragmenteras och den sammanlagda arealen hyggen och andra öppna områden blir för stor. Ett småskaligt och försiktigt virkesuttag genom hyggesfria metoder kan i vissa fall vara möjligt i området inom 200 m från lekcentrum. Längre ut från lekcentrum, inom 200–500 m bör den avverkade ytan inte överskrida 1 hektar för att undvika alltför stora och snabba förändringar (Skogsstyrelsen, 2019).</w:t>
+      </w:r>
+    </w:p>
+    <w:p>
+      <w:r>
+        <w:t>I BILAGA 1 finns mer detaljerad information om ekologi samt krav på livsmiljö hos fridlysta arter.</w:t>
+      </w:r>
+    </w:p>
+    <w:p>
+      <w:pPr>
+        <w:pStyle w:val="Heading1"/>
+      </w:pPr>
+      <w:r>
         <w:t>Certifiering</w:t>
       </w:r>
     </w:p>
@@ -439,7 +450,7 @@
         <w:rPr>
           <w:i/>
         </w:rPr>
-        <w:t>I det avverkningsanmälda skogsområdet har 9 naturvårdsarter varav 3 rödlistade arter sina livsmiljöer och växtplatser.</w:t>
+        <w:t>I det avverkningsanmälda skogsområdet har 14 naturvårdsarter varav 3 rödlistade arter sina livsmiljöer och växtplatser.</w:t>
       </w:r>
     </w:p>
     <w:p>
@@ -967,7 +978,7 @@
     <w:r>
       <w:tab/>
       <w:tab/>
-      <w:t>2026-01-21</w:t>
+      <w:t>2026-01-23</w:t>
       <w:br/>
       <w:br/>
     </w:r>

--- a/klagomål/A 63239-2025 FSC-klagomål.docx
+++ b/klagomål/A 63239-2025 FSC-klagomål.docx
@@ -978,7 +978,7 @@
     <w:r>
       <w:tab/>
       <w:tab/>
-      <w:t>2026-01-23</w:t>
+      <w:t>2026-01-24</w:t>
       <w:br/>
       <w:br/>
     </w:r>

--- a/klagomål/A 63239-2025 FSC-klagomål.docx
+++ b/klagomål/A 63239-2025 FSC-klagomål.docx
@@ -978,7 +978,7 @@
     <w:r>
       <w:tab/>
       <w:tab/>
-      <w:t>2026-01-24</w:t>
+      <w:t>2026-01-25</w:t>
       <w:br/>
       <w:br/>
     </w:r>

--- a/klagomål/A 63239-2025 FSC-klagomål.docx
+++ b/klagomål/A 63239-2025 FSC-klagomål.docx
@@ -978,7 +978,7 @@
     <w:r>
       <w:tab/>
       <w:tab/>
-      <w:t>2026-01-25</w:t>
+      <w:t>2026-01-26</w:t>
       <w:br/>
       <w:br/>
     </w:r>

--- a/klagomål/A 63239-2025 FSC-klagomål.docx
+++ b/klagomål/A 63239-2025 FSC-klagomål.docx
@@ -978,7 +978,7 @@
     <w:r>
       <w:tab/>
       <w:tab/>
-      <w:t>2026-01-26</w:t>
+      <w:t>2026-01-27</w:t>
       <w:br/>
       <w:br/>
     </w:r>

--- a/klagomål/A 63239-2025 FSC-klagomål.docx
+++ b/klagomål/A 63239-2025 FSC-klagomål.docx
@@ -978,7 +978,7 @@
     <w:r>
       <w:tab/>
       <w:tab/>
-      <w:t>2026-01-27</w:t>
+      <w:t>2026-01-28</w:t>
       <w:br/>
       <w:br/>
     </w:r>

--- a/klagomål/A 63239-2025 FSC-klagomål.docx
+++ b/klagomål/A 63239-2025 FSC-klagomål.docx
@@ -1175,7 +1175,7 @@
     <w:r>
       <w:tab/>
       <w:tab/>
-      <w:t>2026-03-01</w:t>
+      <w:t>2026-03-02</w:t>
       <w:br/>
       <w:br/>
     </w:r>

--- a/klagomål/A 63239-2025 FSC-klagomål.docx
+++ b/klagomål/A 63239-2025 FSC-klagomål.docx
@@ -1175,7 +1175,7 @@
     <w:r>
       <w:tab/>
       <w:tab/>
-      <w:t>2026-03-02</w:t>
+      <w:t>2026-03-03</w:t>
       <w:br/>
       <w:br/>
     </w:r>
